--- a/output/site/delphi/resume.uk.docx
+++ b/output/site/delphi/resume.uk.docx
@@ -49,7 +49,7 @@
         <w:t xml:space="preserve">Десктоп: </w:t>
       </w:r>
       <w:r>
-        <w:t>Delphi 12, Object Pascal, VCL, DevExpress, FastReport, Indy, RX Library</w:t>
+        <w:t>Delphi 12, Object Pascal, VCL, DevExpress, FastReport</w:t>
       </w:r>
     </w:p>
     <w:p>
@@ -60,18 +60,7 @@
         <w:t xml:space="preserve">Дані: </w:t>
       </w:r>
       <w:r>
-        <w:t>MS SQL Server, T-SQL, Oracle, Firebird, ADO / OLE DB</w:t>
-      </w:r>
-    </w:p>
-    <w:p>
-      <w:r>
-        <w:rPr>
-          <w:b/>
-        </w:rPr>
-        <w:t xml:space="preserve">Інтеграції: </w:t>
-      </w:r>
-      <w:r>
-        <w:t>EDI, M.E.Doc, WCF / SOAP, NativeExcel / NativeXml</w:t>
+        <w:t>MS SQL Server, T-SQL, Oracle, Firebird</w:t>
       </w:r>
     </w:p>
     <w:p>
@@ -82,7 +71,7 @@
         <w:t xml:space="preserve">Поряд із Delphi: </w:t>
       </w:r>
       <w:r>
-        <w:t>C#, ASP.NET Core, Angular 13</w:t>
+        <w:t>C#, ASP.NET Core</w:t>
       </w:r>
     </w:p>
     <w:p>
@@ -93,18 +82,7 @@
         <w:t xml:space="preserve">Інструменти міграції: </w:t>
       </w:r>
       <w:r>
-        <w:t>Python, Next.js, Git</w:t>
-      </w:r>
-    </w:p>
-    <w:p>
-      <w:r>
-        <w:rPr>
-          <w:b/>
-        </w:rPr>
-        <w:t xml:space="preserve">Підходи: </w:t>
-      </w:r>
-      <w:r>
-        <w:t>Модернізація legacy, Трирівнева архітектура, Робота в проді 24/7</w:t>
+        <w:t>Python, Next.js</w:t>
       </w:r>
     </w:p>
     <w:p>
@@ -141,7 +119,7 @@
         <w:rPr>
           <w:b/>
         </w:rPr>
-        <w:t>Провідний прикладний програміст, АТБ-Маркет, Дніпро</w:t>
+        <w:t>Провідний прикладний програміст, АТБ-Маркет (найбільша продуктова мережа України), Дніпро</w:t>
       </w:r>
     </w:p>
     <w:p>
@@ -174,90 +152,8 @@
       </w:r>
     </w:p>
     <w:p>
-      <w:pPr>
-        <w:pStyle w:val="ListBullet"/>
-      </w:pPr>
       <w:r>
-        <w:t>Інтеграції мережі: EDI та ЕДО, M.E.Doc, Oracle EBS, 1С, Kafka, BizTalk, SSIS та SSRS.</w:t>
-      </w:r>
-    </w:p>
-    <w:p>
-      <w:pPr>
-        <w:pStyle w:val="ListBullet"/>
-      </w:pPr>
-      <w:r>
-        <w:t>З 2018 паралельно будую внутрішні сервіси на ASP.NET Core і Angular: доступи, аудит, звітність, інтеграції — 33 системи мережі містять мій код.</w:t>
-      </w:r>
-    </w:p>
-    <w:p>
-      <w:r>
-        <w:rPr>
-          <w:b/>
-        </w:rPr>
-        <w:t>Інженер-програміст, Криворізький залізорудний комбінат, Кривий Ріг</w:t>
-      </w:r>
-    </w:p>
-    <w:p>
-      <w:r>
-        <w:t>2013-06 — 2016-06</w:t>
-      </w:r>
-    </w:p>
-    <w:p>
-      <w:pPr>
-        <w:pStyle w:val="ListBullet"/>
-      </w:pPr>
-      <w:r>
-        <w:t>Комплекс обліку видобутку та відвантаження руди — розробка й супровід у виробничому режимі.</w:t>
-      </w:r>
-    </w:p>
-    <w:p>
-      <w:pPr>
-        <w:pStyle w:val="ListBullet"/>
-      </w:pPr>
-      <w:r>
-        <w:t>Автоматизація змінної видачі витратних матеріалів і харчування за шкідливість.</w:t>
-      </w:r>
-    </w:p>
-    <w:p>
-      <w:pPr>
-        <w:pStyle w:val="ListBullet"/>
-      </w:pPr>
-      <w:r>
-        <w:t>Супровід систем підготовки виробництва та бюджетних процесів; синхронізація таблиць Firebird.</w:t>
-      </w:r>
-    </w:p>
-    <w:p>
-      <w:r>
-        <w:rPr>
-          <w:b/>
-        </w:rPr>
-        <w:t>Програміст, ОССистем, Одеса</w:t>
-      </w:r>
-    </w:p>
-    <w:p>
-      <w:r>
-        <w:t>2012-11 — 2013-04</w:t>
-      </w:r>
-    </w:p>
-    <w:p>
-      <w:pPr>
-        <w:pStyle w:val="ListBullet"/>
-      </w:pPr>
-      <w:r>
-        <w:t>Розробка під систему автоматизації страхування Master INSURANCE: трирівнева архітектура з ORM на Oracle, звіти на XL Report.</w:t>
-      </w:r>
-    </w:p>
-    <w:p>
-      <w:pPr>
-        <w:pStyle w:val="ListBullet"/>
-      </w:pPr>
-      <w:r>
-        <w:t>Супровід «Експо» — обліку руху автотранспорту і контейнерів територією портів.</w:t>
-      </w:r>
-    </w:p>
-    <w:p>
-      <w:r>
-        <w:t>Раніше: Фулстек-розробник, Фриланс і приватна практика (2015–2016) · Викладач програмування, Курси сучасних професій (2015–2016)</w:t>
+        <w:t>Раніше: Фулстек-розробник, Фриланс і приватна практика (2015–2016) · Викладач програмування, Курси сучасних професій (2015–2016) · Інженер-програміст, Криворізький залізорудний комбінат (2013–2016) · Програміст, ОССистем (2012–2013)</w:t>
       </w:r>
     </w:p>
     <w:p>
@@ -274,14 +170,6 @@
       </w:pPr>
       <w:r>
         <w:t>Комп'ютерна інженерія · комп'ютерні системи та мережі — Запорізький інститут економіки та інформаційних технологій (2008 — 2011)</w:t>
-      </w:r>
-    </w:p>
-    <w:p>
-      <w:pPr>
-        <w:pStyle w:val="ListBullet"/>
-      </w:pPr>
-      <w:r>
-        <w:t>Програмування в середовищі Delphi — Інститут сучасних професій (2006)</w:t>
       </w:r>
     </w:p>
     <w:p>

--- a/output/site/delphi/resume.uk.docx
+++ b/output/site/delphi/resume.uk.docx
@@ -25,12 +25,12 @@
     </w:p>
     <w:p>
       <w:r>
-        <w:t>Delphi-інженер із десятирічним досвідом супроводу торгової системи у продакшені: 955 модулів, 828 форм, MS SQL. Веду міграцію клієнта з Delphi 6 на Delphi 12 і написав інструмент звіряння форм та мапінгу БД між версіями.</w:t>
+        <w:t>Delphi-інженер із десятирічним досвідом супроводу торгової системи у продакшені: клієнт, якому щодня довіряють магазини мережі, MS SQL, фіскальний контур. Веду міграцію клієнта з Delphi 6 на Delphi 12 і написав інструмент звіряння інтерфейсу та мапінгу БД між версіями.</w:t>
       </w:r>
     </w:p>
     <w:p>
       <w:r>
-        <w:t>10 років — у виробничих системах роздрібу, з 2016 і донині · 955 модулів — і 828 форм у клієнті торгової системи · 2 стеки — Delphi і .NET — паралельно, без зупинки бізнесу · 33 — внутрішні системи мережі, у яких є мій код</w:t>
+        <w:t>10 років — у виробничих системах роздрібу, з 2016 і донині · 2 стеки — Delphi і .NET — паралельно, без зупинки бізнесу · 33 — внутрішні системи мережі, у яких є мій код</w:t>
       </w:r>
     </w:p>
     <w:p>
@@ -132,7 +132,7 @@
         <w:pStyle w:val="ListBullet"/>
       </w:pPr>
       <w:r>
-        <w:t>Відповідаю за клієнтську частину торгової системи мережі: 955 модулів, 828 форм, MS SQL — документи постачання, ціни, фіскальні накладні.</w:t>
+        <w:t>Відповідаю за клієнтську частину торгової системи, якою щодня працюють магазини мережі: документи постачання, ціни, фіскальні накладні, MS SQL.</w:t>
       </w:r>
     </w:p>
     <w:p>
@@ -140,7 +140,7 @@
         <w:pStyle w:val="ListBullet"/>
       </w:pPr>
       <w:r>
-        <w:t>Веду міграцію клієнта з Delphi 6 на Delphi 12/13 з власним інструментом звіряння форм і мапінгу БД.</w:t>
+        <w:t>Веду міграцію клієнта з Delphi 6 на Delphi 12/13 з власним інструментом звіряння інтерфейсу і мапінгу БД між версіями.</w:t>
       </w:r>
     </w:p>
     <w:p>
